--- a/scripts/input.docx
+++ b/scripts/input.docx
@@ -91,6 +91,182 @@
       <w:sdt>
         <w:sdtPr>
           <w:id w:val="1016847988"/>
+          <w:alias w:val="Grade"/>
+          <w:tag w:val="{&quot;variableKey&quot;:&quot;grade&quot;,&quot;studentId&quot;:1,&quot;courseId&quot;:101,&quot;programId&quot;:10}"/>
+          <w:placeholder>
+            <w:docPart w:val="DefaultPlaceholder_-1854013440"/>
+          </w:placeholder>
+        </w:sdtPr>
+        <w:sdtContent>
+          <w:r>
+            <w:rPr/>
+            <w:t>{{grade}}</w:t>
+          </w:r>
+        </w:sdtContent>
+      </w:sdt>
+    </w:p>
+    <w:p>
+      <w:pPr>
+        <w:pStyle w:val="Normal"/>
+      </w:pPr>
+    </w:p>
+    <w:p>
+      <w:pPr>
+        <w:pStyle w:val="Normal"/>
+      </w:pPr>
+    </w:p>
+    <w:p>
+      <w:pPr>
+        <w:pStyle w:val="Normal"/>
+      </w:pPr>
+      <w:r>
+        <w:rPr>
+          <w:color w:val="FF0000"/>
+        </w:rPr>
+        <w:t>Name :</w:t>
+      </w:r>
+      <w:r>
+        <w:rPr>
+          <w:color w:val="FF0000"/>
+        </w:rPr>
+        <w:t xml:space="preserve"> </w:t>
+      </w:r>
+      <w:sdt>
+        <w:sdtPr>
+          <w:id w:val="2051867292"/>
+          <w:alias w:val="Student Name"/>
+          <w:tag w:val="{&quot;variableKey&quot;:&quot;student_name&quot;,&quot;studentId&quot;:1,&quot;courseId&quot;:null,&quot;programId&quot;:10}"/>
+          <w:placeholder>
+            <w:docPart w:val="DefaultPlaceholder_-1854013440"/>
+          </w:placeholder>
+        </w:sdtPr>
+        <w:sdtContent>
+          <w:r>
+            <w:rPr>
+              <w:color w:val="FF0000"/>
+            </w:rPr>
+            <w:t>{{</w:t>
+          </w:r>
+          <w:r>
+            <w:rPr>
+              <w:color w:val="FF0000"/>
+            </w:rPr>
+            <w:t>student_name</w:t>
+          </w:r>
+          <w:r>
+            <w:rPr>
+              <w:color w:val="FF0000"/>
+            </w:rPr>
+            <w:t>}}</w:t>
+          </w:r>
+        </w:sdtContent>
+      </w:sdt>
+    </w:p>
+    <w:p>
+      <w:pPr>
+        <w:pStyle w:val="Normal"/>
+      </w:pPr>
+      <w:r>
+        <w:rPr>
+          <w:color w:val="FF0000"/>
+        </w:rPr>
+        <w:t>Grade :</w:t>
+      </w:r>
+      <w:r>
+        <w:rPr>
+          <w:color w:val="FF0000"/>
+        </w:rPr>
+        <w:t xml:space="preserve"> </w:t>
+      </w:r>
+      <w:sdt>
+        <w:sdtPr>
+          <w:id w:val="1000853066"/>
+          <w:alias w:val="Grade"/>
+          <w:tag w:val="{&quot;variableKey&quot;:&quot;grade&quot;,&quot;studentId&quot;:1,&quot;courseId&quot;:101,&quot;programId&quot;:10}"/>
+          <w:placeholder>
+            <w:docPart w:val="DefaultPlaceholder_-1854013440"/>
+          </w:placeholder>
+        </w:sdtPr>
+        <w:sdtContent>
+          <w:r>
+            <w:rPr>
+              <w:color w:val="FF0000"/>
+            </w:rPr>
+            <w:t>{{grade}}</w:t>
+          </w:r>
+        </w:sdtContent>
+      </w:sdt>
+    </w:p>
+    <w:p>
+      <w:pPr>
+        <w:pStyle w:val="Normal"/>
+      </w:pPr>
+      <w:r>
+        <w:rPr>
+          <w:color w:val="FF0000"/>
+        </w:rPr>
+        <w:t>Course :</w:t>
+      </w:r>
+      <w:r>
+        <w:rPr>
+          <w:color w:val="FF0000"/>
+        </w:rPr>
+        <w:t xml:space="preserve"> </w:t>
+      </w:r>
+      <w:sdt>
+        <w:sdtPr>
+          <w:id w:val="1089599308"/>
+          <w:alias w:val="Course Title"/>
+          <w:tag w:val="{&quot;variableKey&quot;:&quot;course_title&quot;,&quot;studentId&quot;:null,&quot;courseId&quot;:101,&quot;programId&quot;:10}"/>
+          <w:placeholder>
+            <w:docPart w:val="DefaultPlaceholder_-1854013440"/>
+          </w:placeholder>
+        </w:sdtPr>
+        <w:sdtContent>
+          <w:r>
+            <w:rPr>
+              <w:color w:val="FF0000"/>
+            </w:rPr>
+            <w:t>{{</w:t>
+          </w:r>
+          <w:r>
+            <w:rPr>
+              <w:color w:val="FF0000"/>
+            </w:rPr>
+            <w:t>course_title</w:t>
+          </w:r>
+          <w:r>
+            <w:rPr>
+              <w:color w:val="FF0000"/>
+            </w:rPr>
+            <w:t>}}</w:t>
+          </w:r>
+        </w:sdtContent>
+      </w:sdt>
+    </w:p>
+    <w:p>
+      <w:pPr>
+        <w:pStyle w:val="Normal"/>
+        <w:rPr>
+          <w:color w:val="FF0000"/>
+        </w:rPr>
+      </w:pPr>
+    </w:p>
+    <w:p>
+      <w:pPr>
+        <w:pStyle w:val="Heading1"/>
+      </w:pPr>
+      <w:r>
+        <w:rPr/>
+        <w:t>Grade :</w:t>
+      </w:r>
+      <w:r>
+        <w:rPr/>
+        <w:t xml:space="preserve"> </w:t>
+      </w:r>
+      <w:sdt>
+        <w:sdtPr>
+          <w:id w:val="406118511"/>
           <w:alias w:val="Grade"/>
           <w:tag w:val="{&quot;variableKey&quot;:&quot;grade&quot;,&quot;studentId&quot;:1,&quot;courseId&quot;:101,&quot;programId&quot;:10}"/>
           <w:placeholder>
@@ -546,6 +722,35 @@
       <w:color w:val="808080" w:themeColor="background1" w:themeTint="FF" w:themeShade="80"/>
     </w:rPr>
   </w:style>
+  <w:style w:type="paragraph" w:styleId="Heading1">
+    <w:uiPriority w:val="9"/>
+    <w:name w:val="heading 1"/>
+    <w:basedOn w:val="Normal"/>
+    <w:next w:val="Normal"/>
+    <w:qFormat/>
+    <w:rsid w:val="4F4F4BF3"/>
+    <w:rPr>
+      <w:rFonts w:ascii="Aptos Display" w:hAnsi="Aptos Display" w:eastAsia="" w:cs="" w:asciiTheme="majorAscii" w:hAnsiTheme="majorAscii" w:eastAsiaTheme="majorEastAsia" w:cstheme="majorBidi"/>
+      <w:color w:val="0F4761" w:themeColor="accent1" w:themeTint="FF" w:themeShade="BF"/>
+      <w:sz w:val="40"/>
+      <w:szCs w:val="40"/>
+    </w:rPr>
+    <w:pPr>
+      <w:keepNext w:val="1"/>
+      <w:keepLines w:val="1"/>
+      <w:spacing w:before="360" w:after="80"/>
+      <w:outlineLvl w:val="0"/>
+    </w:pPr>
+  </w:style>
+  <w:style w:type="paragraph" w:styleId="NoSpacing">
+    <w:uiPriority w:val="1"/>
+    <w:name w:val="No Spacing"/>
+    <w:qFormat/>
+    <w:rsid w:val="4F4F4BF3"/>
+    <w:pPr>
+      <w:spacing w:after="0"/>
+    </w:pPr>
+  </w:style>
 </w:styles>
 </file>
 
